--- a/02-Test-Plan/EspoCRM-Test-Plan-v1.0.docx
+++ b/02-Test-Plan/EspoCRM-Test-Plan-v1.0.docx
@@ -1,6 +1,6 @@
 
 <file path=word/document.xml><?xml version="1.0" encoding="utf-8"?>
-<w:document xmlns:wpc="http://schemas.microsoft.com/office/word/2010/wordprocessingCanvas" xmlns:cx="http://schemas.microsoft.com/office/drawing/2014/chartex" xmlns:cx1="http://schemas.microsoft.com/office/drawing/2015/9/8/chartex" xmlns:cx2="http://schemas.microsoft.com/office/drawing/2015/10/21/chartex" xmlns:cx3="http://schemas.microsoft.com/office/drawing/2016/5/9/chartex" xmlns:cx4="http://schemas.microsoft.com/office/drawing/2016/5/10/chartex" xmlns:cx5="http://schemas.microsoft.com/office/drawing/2016/5/11/chartex" xmlns:cx6="http://schemas.microsoft.com/office/drawing/2016/5/12/chartex" xmlns:cx7="http://schemas.microsoft.com/office/drawing/2016/5/13/chartex" xmlns:cx8="http://schemas.microsoft.com/office/drawing/2016/5/14/chartex" xmlns:mc="http://schemas.openxmlformats.org/markup-compatibility/2006" xmlns:aink="http://schemas.microsoft.com/office/drawing/2016/ink" xmlns:am3d="http://schemas.microsoft.com/office/drawing/2017/model3d" xmlns:o="urn:schemas-microsoft-com:office:office" xmlns:oel="http://schemas.microsoft.com/office/2019/extlst" xmlns:r="http://schemas.openxmlformats.org/officeDocument/2006/relationships" xmlns:m="http://schemas.openxmlformats.org/officeDocument/2006/math" xmlns:v="urn:schemas-microsoft-com:vml" xmlns:wp14="http://schemas.microsoft.com/office/word/2010/wordprocessingDrawing" xmlns:wp="http://schemas.openxmlformats.org/drawingml/2006/wordprocessingDrawing" xmlns:w10="urn:schemas-microsoft-com:office:word" xmlns:w="http://schemas.openxmlformats.org/wordprocessingml/2006/main" xmlns:w14="http://schemas.microsoft.com/office/word/2010/wordml" xmlns:w15="http://schemas.microsoft.com/office/word/2012/wordml" xmlns:w16cei="http://schemas.microsoft.com/office/word/2026/wordml/cei" xmlns:w16cex="http://schemas.microsoft.com/office/word/2018/wordml/cex" xmlns:w16cid="http://schemas.microsoft.com/office/word/2016/wordml/cid" xmlns:w16="http://schemas.microsoft.com/office/word/2018/wordml" xmlns:w16du="http://schemas.microsoft.com/office/word/2023/wordml/word16du" xmlns:w16sdtdh="http://schemas.microsoft.com/office/word/2020/wordml/sdtdatahash" xmlns:w16sdtfl="http://schemas.microsoft.com/office/word/2024/wordml/sdtformatlock" xmlns:w16se="http://schemas.microsoft.com/office/word/2015/wordml/symex" xmlns:wpg="http://schemas.microsoft.com/office/word/2010/wordprocessingGroup" xmlns:wpi="http://schemas.microsoft.com/office/word/2010/wordprocessingInk" xmlns:wne="http://schemas.microsoft.com/office/word/2006/wordml" xmlns:wps="http://schemas.microsoft.com/office/word/2010/wordprocessingShape" mc:Ignorable="w14 w15 w16se w16cid w16 w16cex w16sdtdh w16sdtfl w16du wp14">
+<w:document xmlns:wpc="http://schemas.microsoft.com/office/word/2010/wordprocessingCanvas" xmlns:cx="http://schemas.microsoft.com/office/drawing/2014/chartex" xmlns:cx1="http://schemas.microsoft.com/office/drawing/2015/9/8/chartex" xmlns:cx2="http://schemas.microsoft.com/office/drawing/2015/10/21/chartex" xmlns:cx3="http://schemas.microsoft.com/office/drawing/2016/5/9/chartex" xmlns:cx4="http://schemas.microsoft.com/office/drawing/2016/5/10/chartex" xmlns:cx5="http://schemas.microsoft.com/office/drawing/2016/5/11/chartex" xmlns:cx6="http://schemas.microsoft.com/office/drawing/2016/5/12/chartex" xmlns:cx7="http://schemas.microsoft.com/office/drawing/2016/5/13/chartex" xmlns:cx8="http://schemas.microsoft.com/office/drawing/2016/5/14/chartex" xmlns:mc="http://schemas.openxmlformats.org/markup-compatibility/2006" xmlns:aink="http://schemas.microsoft.com/office/drawing/2016/ink" xmlns:am3d="http://schemas.microsoft.com/office/drawing/2017/model3d" xmlns:o="urn:schemas-microsoft-com:office:office" xmlns:oel="http://schemas.microsoft.com/office/2019/extlst" xmlns:r="http://schemas.openxmlformats.org/officeDocument/2006/relationships" xmlns:m="http://schemas.openxmlformats.org/officeDocument/2006/math" xmlns:v="urn:schemas-microsoft-com:vml" xmlns:wp14="http://schemas.microsoft.com/office/word/2010/wordprocessingDrawing" xmlns:wp="http://schemas.openxmlformats.org/drawingml/2006/wordprocessingDrawing" xmlns:w10="urn:schemas-microsoft-com:office:word" xmlns:w="http://schemas.openxmlformats.org/wordprocessingml/2006/main" xmlns:w14="http://schemas.microsoft.com/office/word/2010/wordml" xmlns:w15="http://schemas.microsoft.com/office/word/2012/wordml" xmlns:w16cex="http://schemas.microsoft.com/office/word/2018/wordml/cex" xmlns:w16cid="http://schemas.microsoft.com/office/word/2016/wordml/cid" xmlns:w16="http://schemas.microsoft.com/office/word/2018/wordml" xmlns:w16du="http://schemas.microsoft.com/office/word/2023/wordml/word16du" xmlns:w16sdtdh="http://schemas.microsoft.com/office/word/2020/wordml/sdtdatahash" xmlns:w16sdtfl="http://schemas.microsoft.com/office/word/2024/wordml/sdtformatlock" xmlns:w16se="http://schemas.microsoft.com/office/word/2015/wordml/symex" xmlns:wpg="http://schemas.microsoft.com/office/word/2010/wordprocessingGroup" xmlns:wpi="http://schemas.microsoft.com/office/word/2010/wordprocessingInk" xmlns:wne="http://schemas.microsoft.com/office/word/2006/wordml" xmlns:wps="http://schemas.microsoft.com/office/word/2010/wordprocessingShape" mc:Ignorable="w14 w15 w16se w16cid w16 w16cex w16sdtdh w16sdtfl w16du wp14">
   <w:body>
     <w:p>
       <w:pPr>
@@ -390,148 +390,10 @@
         <w:pStyle w:val="Heading1"/>
       </w:pPr>
       <w:r>
-        <w:t>3. Scope</w:t>
+        <w:t>3</w:t>
       </w:r>
-    </w:p>
-    <w:p>
-      <w:pPr>
-        <w:pStyle w:val="Heading2"/>
-      </w:pPr>
       <w:r>
-        <w:t>3.1 In Scope</w:t>
-      </w:r>
-    </w:p>
-    <w:p>
-      <w:pPr>
-        <w:pStyle w:val="ListBullet"/>
-      </w:pPr>
-      <w:r>
-        <w:t>Login/session behavior</w:t>
-      </w:r>
-    </w:p>
-    <w:p>
-      <w:pPr>
-        <w:pStyle w:val="ListBullet"/>
-      </w:pPr>
-      <w:r>
-        <w:t>Accounts CRUD, validation, search/filter/sort and relationships</w:t>
-      </w:r>
-    </w:p>
-    <w:p>
-      <w:pPr>
-        <w:pStyle w:val="ListBullet"/>
-      </w:pPr>
-      <w:r>
-        <w:t>Contacts CRUD, validation, search/filter/sort and relationships</w:t>
-      </w:r>
-    </w:p>
-    <w:p>
-      <w:pPr>
-        <w:pStyle w:val="ListBullet"/>
-      </w:pPr>
-      <w:r>
-        <w:t>Leads CRUD, validation, search/filter/sort and configured conversion</w:t>
-      </w:r>
-    </w:p>
-    <w:p>
-      <w:pPr>
-        <w:pStyle w:val="ListBullet"/>
-      </w:pPr>
-      <w:r>
-        <w:t>Opportunities CRUD, validation, stages, search/filter/sort and relationships</w:t>
-      </w:r>
-    </w:p>
-    <w:p>
-      <w:pPr>
-        <w:pStyle w:val="ListBullet"/>
-      </w:pPr>
-      <w:r>
-        <w:t>Relevant authorization testing</w:t>
-      </w:r>
-    </w:p>
-    <w:p>
-      <w:pPr>
-        <w:pStyle w:val="ListBullet"/>
-      </w:pPr>
-      <w:r>
-        <w:t>Selected API testing</w:t>
-      </w:r>
-    </w:p>
-    <w:p>
-      <w:pPr>
-        <w:pStyle w:val="ListBullet"/>
-      </w:pPr>
-      <w:r>
-        <w:t>Selected SQL validation</w:t>
-      </w:r>
-    </w:p>
-    <w:p>
-      <w:pPr>
-        <w:pStyle w:val="ListBullet"/>
-      </w:pPr>
-      <w:r>
-        <w:t>Selenium automation</w:t>
-      </w:r>
-    </w:p>
-    <w:p>
-      <w:pPr>
-        <w:pStyle w:val="ListBullet"/>
-      </w:pPr>
-      <w:r>
-        <w:t>Git/GitHub and Jenkins CI</w:t>
-      </w:r>
-    </w:p>
-    <w:p>
-      <w:pPr>
-        <w:pStyle w:val="Heading2"/>
-      </w:pPr>
-    </w:p>
-    <w:p>
-      <w:pPr>
-        <w:pStyle w:val="Heading2"/>
-      </w:pPr>
-      <w:r>
-        <w:t>3.2 Out of Scope</w:t>
-      </w:r>
-    </w:p>
-    <w:p>
-      <w:pPr>
-        <w:pStyle w:val="ListBullet"/>
-      </w:pPr>
-      <w:r>
-        <w:t>Cases, Tasks, Meetings, Calls, Calendar, Reports and other modules</w:t>
-      </w:r>
-    </w:p>
-    <w:p>
-      <w:pPr>
-        <w:pStyle w:val="ListBullet"/>
-      </w:pPr>
-      <w:r>
-        <w:t>Production testing</w:t>
-      </w:r>
-    </w:p>
-    <w:p>
-      <w:pPr>
-        <w:pStyle w:val="ListBullet"/>
-      </w:pPr>
-      <w:r>
-        <w:t>Destructive penetration testing</w:t>
-      </w:r>
-    </w:p>
-    <w:p>
-      <w:pPr>
-        <w:pStyle w:val="ListBullet"/>
-      </w:pPr>
-      <w:r>
-        <w:t>Full performance/load testing unless separately approved</w:t>
-      </w:r>
-    </w:p>
-    <w:p>
-      <w:pPr>
-        <w:pStyle w:val="Heading1"/>
-      </w:pPr>
-      <w:r>
-        <w:t>4. Test Strategy</w:t>
+        <w:t>. Test Strategy</w:t>
       </w:r>
     </w:p>
     <w:tbl>
@@ -871,7 +733,11 @@
         <w:pStyle w:val="Heading1"/>
       </w:pPr>
       <w:r>
-        <w:t>5. Test Design Techniques</w:t>
+        <w:lastRenderedPageBreak/>
+        <w:t>4</w:t>
+      </w:r>
+      <w:r>
+        <w:t>. Test Design Techniques</w:t>
       </w:r>
     </w:p>
     <w:p>
@@ -935,7 +801,10 @@
         <w:pStyle w:val="Heading1"/>
       </w:pPr>
       <w:r>
-        <w:t>6. Test Environment</w:t>
+        <w:t>5</w:t>
+      </w:r>
+      <w:r>
+        <w:t>. Test Environment</w:t>
       </w:r>
     </w:p>
     <w:tbl>
@@ -1080,102 +949,16 @@
           </w:p>
         </w:tc>
       </w:tr>
-      <w:tr>
-        <w:tc>
-          <w:tcPr>
-            <w:tcW w:w="4968" w:type="dxa"/>
-          </w:tcPr>
-          <w:p>
-            <w:r>
-              <w:t>API</w:t>
-            </w:r>
-          </w:p>
-        </w:tc>
-        <w:tc>
-          <w:tcPr>
-            <w:tcW w:w="4968" w:type="dxa"/>
-          </w:tcPr>
-          <w:p>
-            <w:r>
-              <w:t>Postman / automated API client</w:t>
-            </w:r>
-          </w:p>
-        </w:tc>
-      </w:tr>
-      <w:tr>
-        <w:tc>
-          <w:tcPr>
-            <w:tcW w:w="4968" w:type="dxa"/>
-          </w:tcPr>
-          <w:p>
-            <w:r>
-              <w:t>Database</w:t>
-            </w:r>
-          </w:p>
-        </w:tc>
-        <w:tc>
-          <w:tcPr>
-            <w:tcW w:w="4968" w:type="dxa"/>
-          </w:tcPr>
-          <w:p>
-            <w:r>
-              <w:t>Authorized test database</w:t>
-            </w:r>
-          </w:p>
-        </w:tc>
-      </w:tr>
-      <w:tr>
-        <w:tc>
-          <w:tcPr>
-            <w:tcW w:w="4968" w:type="dxa"/>
-          </w:tcPr>
-          <w:p>
-            <w:r>
-              <w:t>Source Control</w:t>
-            </w:r>
-          </w:p>
-        </w:tc>
-        <w:tc>
-          <w:tcPr>
-            <w:tcW w:w="4968" w:type="dxa"/>
-          </w:tcPr>
-          <w:p>
-            <w:r>
-              <w:t>Git/GitHub</w:t>
-            </w:r>
-          </w:p>
-        </w:tc>
-      </w:tr>
-      <w:tr>
-        <w:tc>
-          <w:tcPr>
-            <w:tcW w:w="4968" w:type="dxa"/>
-          </w:tcPr>
-          <w:p>
-            <w:r>
-              <w:t>CI</w:t>
-            </w:r>
-          </w:p>
-        </w:tc>
-        <w:tc>
-          <w:tcPr>
-            <w:tcW w:w="4968" w:type="dxa"/>
-          </w:tcPr>
-          <w:p>
-            <w:r>
-              <w:t>Jenkins</w:t>
-            </w:r>
-          </w:p>
-        </w:tc>
-      </w:tr>
     </w:tbl>
     <w:p>
       <w:pPr>
         <w:pStyle w:val="Heading1"/>
       </w:pPr>
       <w:r>
-        <w:lastRenderedPageBreak/>
-        <w:t>7. Test Data Strategy</w:t>
+        <w:t>6</w:t>
+      </w:r>
+      <w:r>
+        <w:t>. Test Data Strategy</w:t>
       </w:r>
     </w:p>
     <w:p>
@@ -1231,7 +1014,10 @@
         <w:pStyle w:val="Heading1"/>
       </w:pPr>
       <w:r>
-        <w:t>8. Entry Criteria</w:t>
+        <w:t>7</w:t>
+      </w:r>
+      <w:r>
+        <w:t>. Entry Criteria</w:t>
       </w:r>
     </w:p>
     <w:p>
@@ -1287,7 +1073,10 @@
         <w:pStyle w:val="Heading1"/>
       </w:pPr>
       <w:r>
-        <w:t>9. Exit Criteria</w:t>
+        <w:t>8</w:t>
+      </w:r>
+      <w:r>
+        <w:t>. Exit Criteria</w:t>
       </w:r>
     </w:p>
     <w:p>
@@ -1343,7 +1132,11 @@
         <w:pStyle w:val="Heading1"/>
       </w:pPr>
       <w:r>
-        <w:t>10. Defect Management</w:t>
+        <w:lastRenderedPageBreak/>
+        <w:t>9</w:t>
+      </w:r>
+      <w:r>
+        <w:t>. Defect Management</w:t>
       </w:r>
     </w:p>
     <w:tbl>
@@ -1467,245 +1260,29 @@
         </w:tc>
       </w:tr>
     </w:tbl>
+    <w:p/>
     <w:p>
       <w:r>
         <w:t>Defect lifecycle: New → Assigned → In Progress → Fixed → Retest → Closed / Reopened.</w:t>
       </w:r>
     </w:p>
     <w:p>
-      <w:pPr>
-        <w:pStyle w:val="Heading1"/>
-      </w:pPr>
-    </w:p>
-    <w:p>
-      <w:pPr>
-        <w:pStyle w:val="Heading1"/>
-      </w:pPr>
-    </w:p>
-    <w:p/>
-    <w:p>
-      <w:pPr>
-        <w:pStyle w:val="Heading1"/>
-      </w:pPr>
       <w:r>
-        <w:lastRenderedPageBreak/>
-        <w:t>11. Automation Strategy</w:t>
+        <w:t>Defects will be monitored by using Excel Sheet.</w:t>
       </w:r>
     </w:p>
     <w:p>
       <w:pPr>
-        <w:pStyle w:val="ListBullet"/>
+        <w:pStyle w:val="Heading1"/>
       </w:pPr>
       <w:r>
-        <w:t>Use the existing Selenium Java framework.</w:t>
+        <w:t>1</w:t>
       </w:r>
-    </w:p>
-    <w:p>
-      <w:pPr>
-        <w:pStyle w:val="ListBullet"/>
-      </w:pPr>
       <w:r>
-        <w:t>Use Page Object Model and reusable utilities.</w:t>
+        <w:t>0</w:t>
       </w:r>
-    </w:p>
-    <w:p>
-      <w:pPr>
-        <w:pStyle w:val="ListBullet"/>
-      </w:pPr>
       <w:r>
-        <w:t>Use TestNG for execution, assertions and suite organization.</w:t>
-      </w:r>
-    </w:p>
-    <w:p>
-      <w:pPr>
-        <w:pStyle w:val="ListBullet"/>
-      </w:pPr>
-      <w:r>
-        <w:t>Use Maven for build and dependency management.</w:t>
-      </w:r>
-    </w:p>
-    <w:p>
-      <w:pPr>
-        <w:pStyle w:val="ListBullet"/>
-      </w:pPr>
-      <w:r>
-        <w:t>Use stable locators and explicit waits.</w:t>
-      </w:r>
-    </w:p>
-    <w:p>
-      <w:pPr>
-        <w:pStyle w:val="ListBullet"/>
-      </w:pPr>
-      <w:r>
-        <w:t>Externalize environment-specific configuration.</w:t>
-      </w:r>
-    </w:p>
-    <w:p>
-      <w:pPr>
-        <w:pStyle w:val="ListBullet"/>
-      </w:pPr>
-      <w:r>
-        <w:t>Capture screenshots/logs for failures.</w:t>
-      </w:r>
-    </w:p>
-    <w:p>
-      <w:pPr>
-        <w:pStyle w:val="ListBullet"/>
-      </w:pPr>
-      <w:r>
-        <w:t>Prioritize Login, Accounts, Contacts, Leads and Opportunities.</w:t>
-      </w:r>
-    </w:p>
-    <w:p>
-      <w:pPr>
-        <w:pStyle w:val="ListBullet"/>
-      </w:pPr>
-      <w:r>
-        <w:t>Separate smoke and regression suites.</w:t>
-      </w:r>
-    </w:p>
-    <w:p>
-      <w:pPr>
-        <w:pStyle w:val="Heading1"/>
-      </w:pPr>
-      <w:r>
-        <w:t>12. API Testing Strategy</w:t>
-      </w:r>
-    </w:p>
-    <w:p>
-      <w:pPr>
-        <w:pStyle w:val="ListBullet"/>
-      </w:pPr>
-      <w:r>
-        <w:t>Validate supported CRUD endpoints.</w:t>
-      </w:r>
-    </w:p>
-    <w:p>
-      <w:pPr>
-        <w:pStyle w:val="ListBullet"/>
-      </w:pPr>
-      <w:r>
-        <w:t>Validate status codes and response payloads.</w:t>
-      </w:r>
-    </w:p>
-    <w:p>
-      <w:pPr>
-        <w:pStyle w:val="ListBullet"/>
-      </w:pPr>
-      <w:r>
-        <w:t>Validate mandatory fields and negative requests.</w:t>
-      </w:r>
-    </w:p>
-    <w:p>
-      <w:pPr>
-        <w:pStyle w:val="ListBullet"/>
-      </w:pPr>
-      <w:r>
-        <w:t>Validate authorization.</w:t>
-      </w:r>
-    </w:p>
-    <w:p>
-      <w:pPr>
-        <w:pStyle w:val="ListBullet"/>
-      </w:pPr>
-      <w:r>
-        <w:t>Validate selected UI/API consistency.</w:t>
-      </w:r>
-    </w:p>
-    <w:p>
-      <w:pPr>
-        <w:pStyle w:val="Heading1"/>
-      </w:pPr>
-      <w:r>
-        <w:t>13. SQL Testing Strategy</w:t>
-      </w:r>
-    </w:p>
-    <w:p>
-      <w:pPr>
-        <w:pStyle w:val="ListBullet"/>
-      </w:pPr>
-      <w:r>
-        <w:t>Validate selected record creation persistence.</w:t>
-      </w:r>
-    </w:p>
-    <w:p>
-      <w:pPr>
-        <w:pStyle w:val="ListBullet"/>
-      </w:pPr>
-      <w:r>
-        <w:t>Validate selected updates.</w:t>
-      </w:r>
-    </w:p>
-    <w:p>
-      <w:pPr>
-        <w:pStyle w:val="ListBullet"/>
-      </w:pPr>
-      <w:r>
-        <w:t>Validate selected relationships.</w:t>
-      </w:r>
-    </w:p>
-    <w:p>
-      <w:pPr>
-        <w:pStyle w:val="ListBullet"/>
-      </w:pPr>
-      <w:r>
-        <w:t>Compare selected UI/API values with database values.</w:t>
-      </w:r>
-    </w:p>
-    <w:p>
-      <w:pPr>
-        <w:pStyle w:val="ListBullet"/>
-      </w:pPr>
-      <w:r>
-        <w:t>Prefer read-only validation queries.</w:t>
-      </w:r>
-    </w:p>
-    <w:p>
-      <w:pPr>
-        <w:pStyle w:val="Heading1"/>
-      </w:pPr>
-      <w:r>
-        <w:t>14. Jenkins Strategy</w:t>
-      </w:r>
-    </w:p>
-    <w:p>
-      <w:pPr>
-        <w:pStyle w:val="ListBullet"/>
-      </w:pPr>
-      <w:r>
-        <w:t>Maintain automation in Git/GitHub.</w:t>
-      </w:r>
-    </w:p>
-    <w:p>
-      <w:pPr>
-        <w:pStyle w:val="ListBullet"/>
-      </w:pPr>
-      <w:r>
-        <w:t>Build and execute with Maven.</w:t>
-      </w:r>
-    </w:p>
-    <w:p>
-      <w:pPr>
-        <w:pStyle w:val="ListBullet"/>
-      </w:pPr>
-      <w:r>
-        <w:t>Configure Jenkins to pull the repository and run the regression suite.</w:t>
-      </w:r>
-    </w:p>
-    <w:p>
-      <w:pPr>
-        <w:pStyle w:val="ListBullet"/>
-      </w:pPr>
-      <w:r>
-        <w:t>Retain build/test results and failure evidence.</w:t>
-      </w:r>
-    </w:p>
-    <w:p>
-      <w:pPr>
-        <w:pStyle w:val="Heading1"/>
-      </w:pPr>
-      <w:r>
-        <w:t>15. Risks and Mitigation</w:t>
+        <w:t>. Risks and Mitigation</w:t>
       </w:r>
     </w:p>
     <w:tbl>
@@ -1949,8 +1526,13 @@
         <w:pStyle w:val="Heading1"/>
       </w:pPr>
       <w:r>
-        <w:lastRenderedPageBreak/>
-        <w:t>16. Deliverables</w:t>
+        <w:t>1</w:t>
+      </w:r>
+      <w:r>
+        <w:t>1</w:t>
+      </w:r>
+      <w:r>
+        <w:t>. Deliverables</w:t>
       </w:r>
     </w:p>
     <w:p>
@@ -1982,7 +1564,15 @@
         <w:pStyle w:val="ListBullet"/>
       </w:pPr>
       <w:r>
-        <w:t>RTM</w:t>
+        <w:t>Selenium Automation</w:t>
+      </w:r>
+    </w:p>
+    <w:p>
+      <w:pPr>
+        <w:pStyle w:val="ListBullet"/>
+      </w:pPr>
+      <w:r>
+        <w:t>Test Execution Reports</w:t>
       </w:r>
     </w:p>
     <w:p>
@@ -1998,39 +1588,7 @@
         <w:pStyle w:val="ListBullet"/>
       </w:pPr>
       <w:r>
-        <w:t>Test Execution Reports</w:t>
-      </w:r>
-    </w:p>
-    <w:p>
-      <w:pPr>
-        <w:pStyle w:val="ListBullet"/>
-      </w:pPr>
-      <w:r>
-        <w:t>Selenium Automation</w:t>
-      </w:r>
-    </w:p>
-    <w:p>
-      <w:pPr>
-        <w:pStyle w:val="ListBullet"/>
-      </w:pPr>
-      <w:r>
-        <w:t>API Test Collection/Reports</w:t>
-      </w:r>
-    </w:p>
-    <w:p>
-      <w:pPr>
-        <w:pStyle w:val="ListBullet"/>
-      </w:pPr>
-      <w:r>
-        <w:t>SQL Validation</w:t>
-      </w:r>
-    </w:p>
-    <w:p>
-      <w:pPr>
-        <w:pStyle w:val="ListBullet"/>
-      </w:pPr>
-      <w:r>
-        <w:t>Jenkins Execution Evidence</w:t>
+        <w:t>RTM</w:t>
       </w:r>
     </w:p>
     <w:p>
@@ -2041,487 +1599,6 @@
         <w:t>Final Test Summary</w:t>
       </w:r>
     </w:p>
-    <w:p>
-      <w:pPr>
-        <w:pStyle w:val="Heading1"/>
-      </w:pPr>
-      <w:r>
-        <w:t>17. Execution Roadmap</w:t>
-      </w:r>
-    </w:p>
-    <w:tbl>
-      <w:tblPr>
-        <w:tblStyle w:val="TableGrid"/>
-        <w:tblW w:w="0" w:type="auto"/>
-        <w:tblLook w:val="04A0" w:firstRow="1" w:lastRow="0" w:firstColumn="1" w:lastColumn="0" w:noHBand="0" w:noVBand="1"/>
-      </w:tblPr>
-      <w:tblGrid>
-        <w:gridCol w:w="4968"/>
-        <w:gridCol w:w="4968"/>
-      </w:tblGrid>
-      <w:tr>
-        <w:tc>
-          <w:tcPr>
-            <w:tcW w:w="4968" w:type="dxa"/>
-          </w:tcPr>
-          <w:p>
-            <w:r>
-              <w:t>Phase</w:t>
-            </w:r>
-          </w:p>
-        </w:tc>
-        <w:tc>
-          <w:tcPr>
-            <w:tcW w:w="4968" w:type="dxa"/>
-          </w:tcPr>
-          <w:p>
-            <w:r>
-              <w:t>Activity</w:t>
-            </w:r>
-          </w:p>
-        </w:tc>
-      </w:tr>
-      <w:tr>
-        <w:tc>
-          <w:tcPr>
-            <w:tcW w:w="4968" w:type="dxa"/>
-          </w:tcPr>
-          <w:p>
-            <w:r>
-              <w:t>1</w:t>
-            </w:r>
-          </w:p>
-        </w:tc>
-        <w:tc>
-          <w:tcPr>
-            <w:tcW w:w="4968" w:type="dxa"/>
-          </w:tcPr>
-          <w:p>
-            <w:r>
-              <w:t>Requirements baseline</w:t>
-            </w:r>
-          </w:p>
-        </w:tc>
-      </w:tr>
-      <w:tr>
-        <w:tc>
-          <w:tcPr>
-            <w:tcW w:w="4968" w:type="dxa"/>
-          </w:tcPr>
-          <w:p>
-            <w:r>
-              <w:t>2</w:t>
-            </w:r>
-          </w:p>
-        </w:tc>
-        <w:tc>
-          <w:tcPr>
-            <w:tcW w:w="4968" w:type="dxa"/>
-          </w:tcPr>
-          <w:p>
-            <w:r>
-              <w:t>Test planning</w:t>
-            </w:r>
-          </w:p>
-        </w:tc>
-      </w:tr>
-      <w:tr>
-        <w:tc>
-          <w:tcPr>
-            <w:tcW w:w="4968" w:type="dxa"/>
-          </w:tcPr>
-          <w:p>
-            <w:r>
-              <w:t>3</w:t>
-            </w:r>
-          </w:p>
-        </w:tc>
-        <w:tc>
-          <w:tcPr>
-            <w:tcW w:w="4968" w:type="dxa"/>
-          </w:tcPr>
-          <w:p>
-            <w:r>
-              <w:t>T</w:t>
-            </w:r>
-            <w:r>
-              <w:t>est case design</w:t>
-            </w:r>
-          </w:p>
-        </w:tc>
-      </w:tr>
-      <w:tr>
-        <w:tc>
-          <w:tcPr>
-            <w:tcW w:w="4968" w:type="dxa"/>
-          </w:tcPr>
-          <w:p>
-            <w:r>
-              <w:t>4</w:t>
-            </w:r>
-          </w:p>
-        </w:tc>
-        <w:tc>
-          <w:tcPr>
-            <w:tcW w:w="4968" w:type="dxa"/>
-          </w:tcPr>
-          <w:p>
-            <w:r>
-              <w:t>Manual execution</w:t>
-            </w:r>
-          </w:p>
-        </w:tc>
-      </w:tr>
-      <w:tr>
-        <w:tc>
-          <w:tcPr>
-            <w:tcW w:w="4968" w:type="dxa"/>
-          </w:tcPr>
-          <w:p>
-            <w:r>
-              <w:t>5</w:t>
-            </w:r>
-          </w:p>
-        </w:tc>
-        <w:tc>
-          <w:tcPr>
-            <w:tcW w:w="4968" w:type="dxa"/>
-          </w:tcPr>
-          <w:p>
-            <w:r>
-              <w:t>Defect reporting and retesting</w:t>
-            </w:r>
-          </w:p>
-        </w:tc>
-      </w:tr>
-      <w:tr>
-        <w:tc>
-          <w:tcPr>
-            <w:tcW w:w="4968" w:type="dxa"/>
-          </w:tcPr>
-          <w:p>
-            <w:r>
-              <w:t>6</w:t>
-            </w:r>
-          </w:p>
-        </w:tc>
-        <w:tc>
-          <w:tcPr>
-            <w:tcW w:w="4968" w:type="dxa"/>
-          </w:tcPr>
-          <w:p>
-            <w:r>
-              <w:t>Automation</w:t>
-            </w:r>
-          </w:p>
-        </w:tc>
-      </w:tr>
-      <w:tr>
-        <w:tc>
-          <w:tcPr>
-            <w:tcW w:w="4968" w:type="dxa"/>
-          </w:tcPr>
-          <w:p>
-            <w:r>
-              <w:t>7</w:t>
-            </w:r>
-          </w:p>
-        </w:tc>
-        <w:tc>
-          <w:tcPr>
-            <w:tcW w:w="4968" w:type="dxa"/>
-          </w:tcPr>
-          <w:p>
-            <w:r>
-              <w:t>API testing</w:t>
-            </w:r>
-          </w:p>
-        </w:tc>
-      </w:tr>
-      <w:tr>
-        <w:tc>
-          <w:tcPr>
-            <w:tcW w:w="4968" w:type="dxa"/>
-          </w:tcPr>
-          <w:p>
-            <w:r>
-              <w:t>8</w:t>
-            </w:r>
-          </w:p>
-        </w:tc>
-        <w:tc>
-          <w:tcPr>
-            <w:tcW w:w="4968" w:type="dxa"/>
-          </w:tcPr>
-          <w:p>
-            <w:r>
-              <w:t>SQL validation</w:t>
-            </w:r>
-          </w:p>
-        </w:tc>
-      </w:tr>
-      <w:tr>
-        <w:tc>
-          <w:tcPr>
-            <w:tcW w:w="4968" w:type="dxa"/>
-          </w:tcPr>
-          <w:p>
-            <w:r>
-              <w:t>9</w:t>
-            </w:r>
-          </w:p>
-        </w:tc>
-        <w:tc>
-          <w:tcPr>
-            <w:tcW w:w="4968" w:type="dxa"/>
-          </w:tcPr>
-          <w:p>
-            <w:r>
-              <w:t>Jenkins CI</w:t>
-            </w:r>
-          </w:p>
-        </w:tc>
-      </w:tr>
-      <w:tr>
-        <w:tc>
-          <w:tcPr>
-            <w:tcW w:w="4968" w:type="dxa"/>
-          </w:tcPr>
-          <w:p>
-            <w:r>
-              <w:t>10</w:t>
-            </w:r>
-          </w:p>
-        </w:tc>
-        <w:tc>
-          <w:tcPr>
-            <w:tcW w:w="4968" w:type="dxa"/>
-          </w:tcPr>
-          <w:p>
-            <w:r>
-              <w:t>Final regression and reporting</w:t>
-            </w:r>
-          </w:p>
-        </w:tc>
-      </w:tr>
-    </w:tbl>
-    <w:p>
-      <w:pPr>
-        <w:pStyle w:val="Heading1"/>
-      </w:pPr>
-      <w:r>
-        <w:t>18. Traceability</w:t>
-      </w:r>
-    </w:p>
-    <w:tbl>
-      <w:tblPr>
-        <w:tblStyle w:val="TableGrid"/>
-        <w:tblW w:w="0" w:type="auto"/>
-        <w:tblLook w:val="04A0" w:firstRow="1" w:lastRow="0" w:firstColumn="1" w:lastColumn="0" w:noHBand="0" w:noVBand="1"/>
-      </w:tblPr>
-      <w:tblGrid>
-        <w:gridCol w:w="4968"/>
-        <w:gridCol w:w="4968"/>
-      </w:tblGrid>
-      <w:tr>
-        <w:tc>
-          <w:tcPr>
-            <w:tcW w:w="4968" w:type="dxa"/>
-          </w:tcPr>
-          <w:p>
-            <w:r>
-              <w:t>From</w:t>
-            </w:r>
-          </w:p>
-        </w:tc>
-        <w:tc>
-          <w:tcPr>
-            <w:tcW w:w="4968" w:type="dxa"/>
-          </w:tcPr>
-          <w:p>
-            <w:r>
-              <w:t>To</w:t>
-            </w:r>
-          </w:p>
-        </w:tc>
-      </w:tr>
-      <w:tr>
-        <w:tc>
-          <w:tcPr>
-            <w:tcW w:w="4968" w:type="dxa"/>
-          </w:tcPr>
-          <w:p>
-            <w:r>
-              <w:t>SRS Requirement</w:t>
-            </w:r>
-          </w:p>
-        </w:tc>
-        <w:tc>
-          <w:tcPr>
-            <w:tcW w:w="4968" w:type="dxa"/>
-          </w:tcPr>
-          <w:p>
-            <w:r>
-              <w:t>Test Scenario/Test Case</w:t>
-            </w:r>
-          </w:p>
-        </w:tc>
-      </w:tr>
-      <w:tr>
-        <w:tc>
-          <w:tcPr>
-            <w:tcW w:w="4968" w:type="dxa"/>
-          </w:tcPr>
-          <w:p>
-            <w:r>
-              <w:t>Test Case</w:t>
-            </w:r>
-          </w:p>
-        </w:tc>
-        <w:tc>
-          <w:tcPr>
-            <w:tcW w:w="4968" w:type="dxa"/>
-          </w:tcPr>
-          <w:p>
-            <w:r>
-              <w:t>RTM</w:t>
-            </w:r>
-          </w:p>
-        </w:tc>
-      </w:tr>
-      <w:tr>
-        <w:tc>
-          <w:tcPr>
-            <w:tcW w:w="4968" w:type="dxa"/>
-          </w:tcPr>
-          <w:p>
-            <w:r>
-              <w:t>Test Case</w:t>
-            </w:r>
-          </w:p>
-        </w:tc>
-        <w:tc>
-          <w:tcPr>
-            <w:tcW w:w="4968" w:type="dxa"/>
-          </w:tcPr>
-          <w:p>
-            <w:r>
-              <w:t>Bug Report</w:t>
-            </w:r>
-          </w:p>
-        </w:tc>
-      </w:tr>
-      <w:tr>
-        <w:tc>
-          <w:tcPr>
-            <w:tcW w:w="4968" w:type="dxa"/>
-          </w:tcPr>
-          <w:p>
-            <w:r>
-              <w:t>Test Case</w:t>
-            </w:r>
-          </w:p>
-        </w:tc>
-        <w:tc>
-          <w:tcPr>
-            <w:tcW w:w="4968" w:type="dxa"/>
-          </w:tcPr>
-          <w:p>
-            <w:r>
-              <w:t>Automation</w:t>
-            </w:r>
-          </w:p>
-        </w:tc>
-      </w:tr>
-      <w:tr>
-        <w:tc>
-          <w:tcPr>
-            <w:tcW w:w="4968" w:type="dxa"/>
-          </w:tcPr>
-          <w:p>
-            <w:r>
-              <w:t>Automation</w:t>
-            </w:r>
-          </w:p>
-        </w:tc>
-        <w:tc>
-          <w:tcPr>
-            <w:tcW w:w="4968" w:type="dxa"/>
-          </w:tcPr>
-          <w:p>
-            <w:r>
-              <w:t>Jenkins Execution</w:t>
-            </w:r>
-          </w:p>
-        </w:tc>
-      </w:tr>
-      <w:tr>
-        <w:tc>
-          <w:tcPr>
-            <w:tcW w:w="4968" w:type="dxa"/>
-          </w:tcPr>
-          <w:p>
-            <w:r>
-              <w:t>API Test</w:t>
-            </w:r>
-          </w:p>
-        </w:tc>
-        <w:tc>
-          <w:tcPr>
-            <w:tcW w:w="4968" w:type="dxa"/>
-          </w:tcPr>
-          <w:p>
-            <w:r>
-              <w:t>API Report</w:t>
-            </w:r>
-          </w:p>
-        </w:tc>
-      </w:tr>
-      <w:tr>
-        <w:tc>
-          <w:tcPr>
-            <w:tcW w:w="4968" w:type="dxa"/>
-          </w:tcPr>
-          <w:p>
-            <w:r>
-              <w:t>SQL Validation</w:t>
-            </w:r>
-          </w:p>
-        </w:tc>
-        <w:tc>
-          <w:tcPr>
-            <w:tcW w:w="4968" w:type="dxa"/>
-          </w:tcPr>
-          <w:p>
-            <w:r>
-              <w:t>SQL Report</w:t>
-            </w:r>
-          </w:p>
-        </w:tc>
-      </w:tr>
-      <w:tr>
-        <w:tc>
-          <w:tcPr>
-            <w:tcW w:w="4968" w:type="dxa"/>
-          </w:tcPr>
-          <w:p>
-            <w:r>
-              <w:t>All Evidence</w:t>
-            </w:r>
-          </w:p>
-        </w:tc>
-        <w:tc>
-          <w:tcPr>
-            <w:tcW w:w="4968" w:type="dxa"/>
-          </w:tcPr>
-          <w:p>
-            <w:r>
-              <w:t>Final Test Summary</w:t>
-            </w:r>
-          </w:p>
-        </w:tc>
-      </w:tr>
-    </w:tbl>
     <w:p/>
     <w:sectPr>
       <w:footerReference w:type="default" r:id="rId8"/>
@@ -2535,7 +1612,7 @@
 </file>
 
 <file path=word/endnotes.xml><?xml version="1.0" encoding="utf-8"?>
-<w:endnotes xmlns:wpc="http://schemas.microsoft.com/office/word/2010/wordprocessingCanvas" xmlns:cx="http://schemas.microsoft.com/office/drawing/2014/chartex" xmlns:cx1="http://schemas.microsoft.com/office/drawing/2015/9/8/chartex" xmlns:cx2="http://schemas.microsoft.com/office/drawing/2015/10/21/chartex" xmlns:cx3="http://schemas.microsoft.com/office/drawing/2016/5/9/chartex" xmlns:cx4="http://schemas.microsoft.com/office/drawing/2016/5/10/chartex" xmlns:cx5="http://schemas.microsoft.com/office/drawing/2016/5/11/chartex" xmlns:cx6="http://schemas.microsoft.com/office/drawing/2016/5/12/chartex" xmlns:cx7="http://schemas.microsoft.com/office/drawing/2016/5/13/chartex" xmlns:cx8="http://schemas.microsoft.com/office/drawing/2016/5/14/chartex" xmlns:mc="http://schemas.openxmlformats.org/markup-compatibility/2006" xmlns:aink="http://schemas.microsoft.com/office/drawing/2016/ink" xmlns:am3d="http://schemas.microsoft.com/office/drawing/2017/model3d" xmlns:o="urn:schemas-microsoft-com:office:office" xmlns:oel="http://schemas.microsoft.com/office/2019/extlst" xmlns:r="http://schemas.openxmlformats.org/officeDocument/2006/relationships" xmlns:m="http://schemas.openxmlformats.org/officeDocument/2006/math" xmlns:v="urn:schemas-microsoft-com:vml" xmlns:wp14="http://schemas.microsoft.com/office/word/2010/wordprocessingDrawing" xmlns:wp="http://schemas.openxmlformats.org/drawingml/2006/wordprocessingDrawing" xmlns:w10="urn:schemas-microsoft-com:office:word" xmlns:w="http://schemas.openxmlformats.org/wordprocessingml/2006/main" xmlns:w14="http://schemas.microsoft.com/office/word/2010/wordml" xmlns:w15="http://schemas.microsoft.com/office/word/2012/wordml" xmlns:w16cei="http://schemas.microsoft.com/office/word/2026/wordml/cei" xmlns:w16cex="http://schemas.microsoft.com/office/word/2018/wordml/cex" xmlns:w16cid="http://schemas.microsoft.com/office/word/2016/wordml/cid" xmlns:w16="http://schemas.microsoft.com/office/word/2018/wordml" xmlns:w16du="http://schemas.microsoft.com/office/word/2023/wordml/word16du" xmlns:w16sdtdh="http://schemas.microsoft.com/office/word/2020/wordml/sdtdatahash" xmlns:w16sdtfl="http://schemas.microsoft.com/office/word/2024/wordml/sdtformatlock" xmlns:w16se="http://schemas.microsoft.com/office/word/2015/wordml/symex" xmlns:wpg="http://schemas.microsoft.com/office/word/2010/wordprocessingGroup" xmlns:wpi="http://schemas.microsoft.com/office/word/2010/wordprocessingInk" xmlns:wne="http://schemas.microsoft.com/office/word/2006/wordml" xmlns:wps="http://schemas.microsoft.com/office/word/2010/wordprocessingShape" mc:Ignorable="w14 w15 w16se w16cid w16 w16cex w16sdtdh w16sdtfl w16du wp14">
+<w:endnotes xmlns:wpc="http://schemas.microsoft.com/office/word/2010/wordprocessingCanvas" xmlns:cx="http://schemas.microsoft.com/office/drawing/2014/chartex" xmlns:cx1="http://schemas.microsoft.com/office/drawing/2015/9/8/chartex" xmlns:cx2="http://schemas.microsoft.com/office/drawing/2015/10/21/chartex" xmlns:cx3="http://schemas.microsoft.com/office/drawing/2016/5/9/chartex" xmlns:cx4="http://schemas.microsoft.com/office/drawing/2016/5/10/chartex" xmlns:cx5="http://schemas.microsoft.com/office/drawing/2016/5/11/chartex" xmlns:cx6="http://schemas.microsoft.com/office/drawing/2016/5/12/chartex" xmlns:cx7="http://schemas.microsoft.com/office/drawing/2016/5/13/chartex" xmlns:cx8="http://schemas.microsoft.com/office/drawing/2016/5/14/chartex" xmlns:mc="http://schemas.openxmlformats.org/markup-compatibility/2006" xmlns:aink="http://schemas.microsoft.com/office/drawing/2016/ink" xmlns:am3d="http://schemas.microsoft.com/office/drawing/2017/model3d" xmlns:o="urn:schemas-microsoft-com:office:office" xmlns:oel="http://schemas.microsoft.com/office/2019/extlst" xmlns:r="http://schemas.openxmlformats.org/officeDocument/2006/relationships" xmlns:m="http://schemas.openxmlformats.org/officeDocument/2006/math" xmlns:v="urn:schemas-microsoft-com:vml" xmlns:wp14="http://schemas.microsoft.com/office/word/2010/wordprocessingDrawing" xmlns:wp="http://schemas.openxmlformats.org/drawingml/2006/wordprocessingDrawing" xmlns:w10="urn:schemas-microsoft-com:office:word" xmlns:w="http://schemas.openxmlformats.org/wordprocessingml/2006/main" xmlns:w14="http://schemas.microsoft.com/office/word/2010/wordml" xmlns:w15="http://schemas.microsoft.com/office/word/2012/wordml" xmlns:w16cex="http://schemas.microsoft.com/office/word/2018/wordml/cex" xmlns:w16cid="http://schemas.microsoft.com/office/word/2016/wordml/cid" xmlns:w16="http://schemas.microsoft.com/office/word/2018/wordml" xmlns:w16du="http://schemas.microsoft.com/office/word/2023/wordml/word16du" xmlns:w16sdtdh="http://schemas.microsoft.com/office/word/2020/wordml/sdtdatahash" xmlns:w16sdtfl="http://schemas.microsoft.com/office/word/2024/wordml/sdtformatlock" xmlns:w16se="http://schemas.microsoft.com/office/word/2015/wordml/symex" xmlns:wpg="http://schemas.microsoft.com/office/word/2010/wordprocessingGroup" xmlns:wpi="http://schemas.microsoft.com/office/word/2010/wordprocessingInk" xmlns:wne="http://schemas.microsoft.com/office/word/2006/wordml" xmlns:wps="http://schemas.microsoft.com/office/word/2010/wordprocessingShape" mc:Ignorable="w14 w15 w16se w16cid w16 w16cex w16sdtdh w16sdtfl w16du wp14">
   <w:endnote w:type="separator" w:id="-1">
     <w:p>
       <w:pPr>
@@ -2560,7 +1637,7 @@
 </file>
 
 <file path=word/footer1.xml><?xml version="1.0" encoding="utf-8"?>
-<w:ftr xmlns:wpc="http://schemas.microsoft.com/office/word/2010/wordprocessingCanvas" xmlns:cx="http://schemas.microsoft.com/office/drawing/2014/chartex" xmlns:cx1="http://schemas.microsoft.com/office/drawing/2015/9/8/chartex" xmlns:cx2="http://schemas.microsoft.com/office/drawing/2015/10/21/chartex" xmlns:cx3="http://schemas.microsoft.com/office/drawing/2016/5/9/chartex" xmlns:cx4="http://schemas.microsoft.com/office/drawing/2016/5/10/chartex" xmlns:cx5="http://schemas.microsoft.com/office/drawing/2016/5/11/chartex" xmlns:cx6="http://schemas.microsoft.com/office/drawing/2016/5/12/chartex" xmlns:cx7="http://schemas.microsoft.com/office/drawing/2016/5/13/chartex" xmlns:cx8="http://schemas.microsoft.com/office/drawing/2016/5/14/chartex" xmlns:mc="http://schemas.openxmlformats.org/markup-compatibility/2006" xmlns:aink="http://schemas.microsoft.com/office/drawing/2016/ink" xmlns:am3d="http://schemas.microsoft.com/office/drawing/2017/model3d" xmlns:o="urn:schemas-microsoft-com:office:office" xmlns:oel="http://schemas.microsoft.com/office/2019/extlst" xmlns:r="http://schemas.openxmlformats.org/officeDocument/2006/relationships" xmlns:m="http://schemas.openxmlformats.org/officeDocument/2006/math" xmlns:v="urn:schemas-microsoft-com:vml" xmlns:wp14="http://schemas.microsoft.com/office/word/2010/wordprocessingDrawing" xmlns:wp="http://schemas.openxmlformats.org/drawingml/2006/wordprocessingDrawing" xmlns:w10="urn:schemas-microsoft-com:office:word" xmlns:w="http://schemas.openxmlformats.org/wordprocessingml/2006/main" xmlns:w14="http://schemas.microsoft.com/office/word/2010/wordml" xmlns:w15="http://schemas.microsoft.com/office/word/2012/wordml" xmlns:w16cei="http://schemas.microsoft.com/office/word/2026/wordml/cei" xmlns:w16cex="http://schemas.microsoft.com/office/word/2018/wordml/cex" xmlns:w16cid="http://schemas.microsoft.com/office/word/2016/wordml/cid" xmlns:w16="http://schemas.microsoft.com/office/word/2018/wordml" xmlns:w16du="http://schemas.microsoft.com/office/word/2023/wordml/word16du" xmlns:w16sdtdh="http://schemas.microsoft.com/office/word/2020/wordml/sdtdatahash" xmlns:w16sdtfl="http://schemas.microsoft.com/office/word/2024/wordml/sdtformatlock" xmlns:w16se="http://schemas.microsoft.com/office/word/2015/wordml/symex" xmlns:wpg="http://schemas.microsoft.com/office/word/2010/wordprocessingGroup" xmlns:wpi="http://schemas.microsoft.com/office/word/2010/wordprocessingInk" xmlns:wne="http://schemas.microsoft.com/office/word/2006/wordml" xmlns:wps="http://schemas.microsoft.com/office/word/2010/wordprocessingShape" mc:Ignorable="w14 w15 w16se w16cid w16 w16cex w16sdtdh w16sdtfl w16du wp14">
+<w:ftr xmlns:wpc="http://schemas.microsoft.com/office/word/2010/wordprocessingCanvas" xmlns:cx="http://schemas.microsoft.com/office/drawing/2014/chartex" xmlns:cx1="http://schemas.microsoft.com/office/drawing/2015/9/8/chartex" xmlns:cx2="http://schemas.microsoft.com/office/drawing/2015/10/21/chartex" xmlns:cx3="http://schemas.microsoft.com/office/drawing/2016/5/9/chartex" xmlns:cx4="http://schemas.microsoft.com/office/drawing/2016/5/10/chartex" xmlns:cx5="http://schemas.microsoft.com/office/drawing/2016/5/11/chartex" xmlns:cx6="http://schemas.microsoft.com/office/drawing/2016/5/12/chartex" xmlns:cx7="http://schemas.microsoft.com/office/drawing/2016/5/13/chartex" xmlns:cx8="http://schemas.microsoft.com/office/drawing/2016/5/14/chartex" xmlns:mc="http://schemas.openxmlformats.org/markup-compatibility/2006" xmlns:aink="http://schemas.microsoft.com/office/drawing/2016/ink" xmlns:am3d="http://schemas.microsoft.com/office/drawing/2017/model3d" xmlns:o="urn:schemas-microsoft-com:office:office" xmlns:oel="http://schemas.microsoft.com/office/2019/extlst" xmlns:r="http://schemas.openxmlformats.org/officeDocument/2006/relationships" xmlns:m="http://schemas.openxmlformats.org/officeDocument/2006/math" xmlns:v="urn:schemas-microsoft-com:vml" xmlns:wp14="http://schemas.microsoft.com/office/word/2010/wordprocessingDrawing" xmlns:wp="http://schemas.openxmlformats.org/drawingml/2006/wordprocessingDrawing" xmlns:w10="urn:schemas-microsoft-com:office:word" xmlns:w="http://schemas.openxmlformats.org/wordprocessingml/2006/main" xmlns:w14="http://schemas.microsoft.com/office/word/2010/wordml" xmlns:w15="http://schemas.microsoft.com/office/word/2012/wordml" xmlns:w16cex="http://schemas.microsoft.com/office/word/2018/wordml/cex" xmlns:w16cid="http://schemas.microsoft.com/office/word/2016/wordml/cid" xmlns:w16="http://schemas.microsoft.com/office/word/2018/wordml" xmlns:w16du="http://schemas.microsoft.com/office/word/2023/wordml/word16du" xmlns:w16sdtdh="http://schemas.microsoft.com/office/word/2020/wordml/sdtdatahash" xmlns:w16sdtfl="http://schemas.microsoft.com/office/word/2024/wordml/sdtformatlock" xmlns:w16se="http://schemas.microsoft.com/office/word/2015/wordml/symex" xmlns:wpg="http://schemas.microsoft.com/office/word/2010/wordprocessingGroup" xmlns:wpi="http://schemas.microsoft.com/office/word/2010/wordprocessingInk" xmlns:wne="http://schemas.microsoft.com/office/word/2006/wordml" xmlns:wps="http://schemas.microsoft.com/office/word/2010/wordprocessingShape" mc:Ignorable="w14 w15 w16se w16cid w16 w16cex w16sdtdh w16sdtfl w16du wp14">
   <w:p>
     <w:pPr>
       <w:pStyle w:val="Footer"/>
@@ -2592,7 +1669,7 @@
 </file>
 
 <file path=word/footnotes.xml><?xml version="1.0" encoding="utf-8"?>
-<w:footnotes xmlns:wpc="http://schemas.microsoft.com/office/word/2010/wordprocessingCanvas" xmlns:cx="http://schemas.microsoft.com/office/drawing/2014/chartex" xmlns:cx1="http://schemas.microsoft.com/office/drawing/2015/9/8/chartex" xmlns:cx2="http://schemas.microsoft.com/office/drawing/2015/10/21/chartex" xmlns:cx3="http://schemas.microsoft.com/office/drawing/2016/5/9/chartex" xmlns:cx4="http://schemas.microsoft.com/office/drawing/2016/5/10/chartex" xmlns:cx5="http://schemas.microsoft.com/office/drawing/2016/5/11/chartex" xmlns:cx6="http://schemas.microsoft.com/office/drawing/2016/5/12/chartex" xmlns:cx7="http://schemas.microsoft.com/office/drawing/2016/5/13/chartex" xmlns:cx8="http://schemas.microsoft.com/office/drawing/2016/5/14/chartex" xmlns:mc="http://schemas.openxmlformats.org/markup-compatibility/2006" xmlns:aink="http://schemas.microsoft.com/office/drawing/2016/ink" xmlns:am3d="http://schemas.microsoft.com/office/drawing/2017/model3d" xmlns:o="urn:schemas-microsoft-com:office:office" xmlns:oel="http://schemas.microsoft.com/office/2019/extlst" xmlns:r="http://schemas.openxmlformats.org/officeDocument/2006/relationships" xmlns:m="http://schemas.openxmlformats.org/officeDocument/2006/math" xmlns:v="urn:schemas-microsoft-com:vml" xmlns:wp14="http://schemas.microsoft.com/office/word/2010/wordprocessingDrawing" xmlns:wp="http://schemas.openxmlformats.org/drawingml/2006/wordprocessingDrawing" xmlns:w10="urn:schemas-microsoft-com:office:word" xmlns:w="http://schemas.openxmlformats.org/wordprocessingml/2006/main" xmlns:w14="http://schemas.microsoft.com/office/word/2010/wordml" xmlns:w15="http://schemas.microsoft.com/office/word/2012/wordml" xmlns:w16cei="http://schemas.microsoft.com/office/word/2026/wordml/cei" xmlns:w16cex="http://schemas.microsoft.com/office/word/2018/wordml/cex" xmlns:w16cid="http://schemas.microsoft.com/office/word/2016/wordml/cid" xmlns:w16="http://schemas.microsoft.com/office/word/2018/wordml" xmlns:w16du="http://schemas.microsoft.com/office/word/2023/wordml/word16du" xmlns:w16sdtdh="http://schemas.microsoft.com/office/word/2020/wordml/sdtdatahash" xmlns:w16sdtfl="http://schemas.microsoft.com/office/word/2024/wordml/sdtformatlock" xmlns:w16se="http://schemas.microsoft.com/office/word/2015/wordml/symex" xmlns:wpg="http://schemas.microsoft.com/office/word/2010/wordprocessingGroup" xmlns:wpi="http://schemas.microsoft.com/office/word/2010/wordprocessingInk" xmlns:wne="http://schemas.microsoft.com/office/word/2006/wordml" xmlns:wps="http://schemas.microsoft.com/office/word/2010/wordprocessingShape" mc:Ignorable="w14 w15 w16se w16cid w16 w16cex w16sdtdh w16sdtfl w16du wp14">
+<w:footnotes xmlns:wpc="http://schemas.microsoft.com/office/word/2010/wordprocessingCanvas" xmlns:cx="http://schemas.microsoft.com/office/drawing/2014/chartex" xmlns:cx1="http://schemas.microsoft.com/office/drawing/2015/9/8/chartex" xmlns:cx2="http://schemas.microsoft.com/office/drawing/2015/10/21/chartex" xmlns:cx3="http://schemas.microsoft.com/office/drawing/2016/5/9/chartex" xmlns:cx4="http://schemas.microsoft.com/office/drawing/2016/5/10/chartex" xmlns:cx5="http://schemas.microsoft.com/office/drawing/2016/5/11/chartex" xmlns:cx6="http://schemas.microsoft.com/office/drawing/2016/5/12/chartex" xmlns:cx7="http://schemas.microsoft.com/office/drawing/2016/5/13/chartex" xmlns:cx8="http://schemas.microsoft.com/office/drawing/2016/5/14/chartex" xmlns:mc="http://schemas.openxmlformats.org/markup-compatibility/2006" xmlns:aink="http://schemas.microsoft.com/office/drawing/2016/ink" xmlns:am3d="http://schemas.microsoft.com/office/drawing/2017/model3d" xmlns:o="urn:schemas-microsoft-com:office:office" xmlns:oel="http://schemas.microsoft.com/office/2019/extlst" xmlns:r="http://schemas.openxmlformats.org/officeDocument/2006/relationships" xmlns:m="http://schemas.openxmlformats.org/officeDocument/2006/math" xmlns:v="urn:schemas-microsoft-com:vml" xmlns:wp14="http://schemas.microsoft.com/office/word/2010/wordprocessingDrawing" xmlns:wp="http://schemas.openxmlformats.org/drawingml/2006/wordprocessingDrawing" xmlns:w10="urn:schemas-microsoft-com:office:word" xmlns:w="http://schemas.openxmlformats.org/wordprocessingml/2006/main" xmlns:w14="http://schemas.microsoft.com/office/word/2010/wordml" xmlns:w15="http://schemas.microsoft.com/office/word/2012/wordml" xmlns:w16cex="http://schemas.microsoft.com/office/word/2018/wordml/cex" xmlns:w16cid="http://schemas.microsoft.com/office/word/2016/wordml/cid" xmlns:w16="http://schemas.microsoft.com/office/word/2018/wordml" xmlns:w16du="http://schemas.microsoft.com/office/word/2023/wordml/word16du" xmlns:w16sdtdh="http://schemas.microsoft.com/office/word/2020/wordml/sdtdatahash" xmlns:w16sdtfl="http://schemas.microsoft.com/office/word/2024/wordml/sdtformatlock" xmlns:w16se="http://schemas.microsoft.com/office/word/2015/wordml/symex" xmlns:wpg="http://schemas.microsoft.com/office/word/2010/wordprocessingGroup" xmlns:wpi="http://schemas.microsoft.com/office/word/2010/wordprocessingInk" xmlns:wne="http://schemas.microsoft.com/office/word/2006/wordml" xmlns:wps="http://schemas.microsoft.com/office/word/2010/wordprocessingShape" mc:Ignorable="w14 w15 w16se w16cid w16 w16cex w16sdtdh w16sdtfl w16du wp14">
   <w:footnote w:type="separator" w:id="-1">
     <w:p>
       <w:pPr>
@@ -2617,7 +1694,7 @@
 </file>
 
 <file path=word/numbering.xml><?xml version="1.0" encoding="utf-8"?>
-<w:numbering xmlns:wpc="http://schemas.microsoft.com/office/word/2010/wordprocessingCanvas" xmlns:cx="http://schemas.microsoft.com/office/drawing/2014/chartex" xmlns:cx1="http://schemas.microsoft.com/office/drawing/2015/9/8/chartex" xmlns:cx2="http://schemas.microsoft.com/office/drawing/2015/10/21/chartex" xmlns:cx3="http://schemas.microsoft.com/office/drawing/2016/5/9/chartex" xmlns:cx4="http://schemas.microsoft.com/office/drawing/2016/5/10/chartex" xmlns:cx5="http://schemas.microsoft.com/office/drawing/2016/5/11/chartex" xmlns:cx6="http://schemas.microsoft.com/office/drawing/2016/5/12/chartex" xmlns:cx7="http://schemas.microsoft.com/office/drawing/2016/5/13/chartex" xmlns:cx8="http://schemas.microsoft.com/office/drawing/2016/5/14/chartex" xmlns:mc="http://schemas.openxmlformats.org/markup-compatibility/2006" xmlns:aink="http://schemas.microsoft.com/office/drawing/2016/ink" xmlns:am3d="http://schemas.microsoft.com/office/drawing/2017/model3d" xmlns:o="urn:schemas-microsoft-com:office:office" xmlns:oel="http://schemas.microsoft.com/office/2019/extlst" xmlns:r="http://schemas.openxmlformats.org/officeDocument/2006/relationships" xmlns:m="http://schemas.openxmlformats.org/officeDocument/2006/math" xmlns:v="urn:schemas-microsoft-com:vml" xmlns:wp14="http://schemas.microsoft.com/office/word/2010/wordprocessingDrawing" xmlns:wp="http://schemas.openxmlformats.org/drawingml/2006/wordprocessingDrawing" xmlns:w10="urn:schemas-microsoft-com:office:word" xmlns:w="http://schemas.openxmlformats.org/wordprocessingml/2006/main" xmlns:w14="http://schemas.microsoft.com/office/word/2010/wordml" xmlns:w15="http://schemas.microsoft.com/office/word/2012/wordml" xmlns:w16cei="http://schemas.microsoft.com/office/word/2026/wordml/cei" xmlns:w16cex="http://schemas.microsoft.com/office/word/2018/wordml/cex" xmlns:w16cid="http://schemas.microsoft.com/office/word/2016/wordml/cid" xmlns:w16="http://schemas.microsoft.com/office/word/2018/wordml" xmlns:w16du="http://schemas.microsoft.com/office/word/2023/wordml/word16du" xmlns:w16sdtdh="http://schemas.microsoft.com/office/word/2020/wordml/sdtdatahash" xmlns:w16sdtfl="http://schemas.microsoft.com/office/word/2024/wordml/sdtformatlock" xmlns:w16se="http://schemas.microsoft.com/office/word/2015/wordml/symex" xmlns:wpg="http://schemas.microsoft.com/office/word/2010/wordprocessingGroup" xmlns:wpi="http://schemas.microsoft.com/office/word/2010/wordprocessingInk" xmlns:wne="http://schemas.microsoft.com/office/word/2006/wordml" xmlns:wps="http://schemas.microsoft.com/office/word/2010/wordprocessingShape" mc:Ignorable="w14 w15 w16se w16cid w16 w16cex w16sdtdh w16sdtfl w16du wp14">
+<w:numbering xmlns:wpc="http://schemas.microsoft.com/office/word/2010/wordprocessingCanvas" xmlns:cx="http://schemas.microsoft.com/office/drawing/2014/chartex" xmlns:cx1="http://schemas.microsoft.com/office/drawing/2015/9/8/chartex" xmlns:cx2="http://schemas.microsoft.com/office/drawing/2015/10/21/chartex" xmlns:cx3="http://schemas.microsoft.com/office/drawing/2016/5/9/chartex" xmlns:cx4="http://schemas.microsoft.com/office/drawing/2016/5/10/chartex" xmlns:cx5="http://schemas.microsoft.com/office/drawing/2016/5/11/chartex" xmlns:cx6="http://schemas.microsoft.com/office/drawing/2016/5/12/chartex" xmlns:cx7="http://schemas.microsoft.com/office/drawing/2016/5/13/chartex" xmlns:cx8="http://schemas.microsoft.com/office/drawing/2016/5/14/chartex" xmlns:mc="http://schemas.openxmlformats.org/markup-compatibility/2006" xmlns:aink="http://schemas.microsoft.com/office/drawing/2016/ink" xmlns:am3d="http://schemas.microsoft.com/office/drawing/2017/model3d" xmlns:o="urn:schemas-microsoft-com:office:office" xmlns:oel="http://schemas.microsoft.com/office/2019/extlst" xmlns:r="http://schemas.openxmlformats.org/officeDocument/2006/relationships" xmlns:m="http://schemas.openxmlformats.org/officeDocument/2006/math" xmlns:v="urn:schemas-microsoft-com:vml" xmlns:wp14="http://schemas.microsoft.com/office/word/2010/wordprocessingDrawing" xmlns:wp="http://schemas.openxmlformats.org/drawingml/2006/wordprocessingDrawing" xmlns:w10="urn:schemas-microsoft-com:office:word" xmlns:w="http://schemas.openxmlformats.org/wordprocessingml/2006/main" xmlns:w14="http://schemas.microsoft.com/office/word/2010/wordml" xmlns:w15="http://schemas.microsoft.com/office/word/2012/wordml" xmlns:w16cex="http://schemas.microsoft.com/office/word/2018/wordml/cex" xmlns:w16cid="http://schemas.microsoft.com/office/word/2016/wordml/cid" xmlns:w16="http://schemas.microsoft.com/office/word/2018/wordml" xmlns:w16du="http://schemas.microsoft.com/office/word/2023/wordml/word16du" xmlns:w16sdtdh="http://schemas.microsoft.com/office/word/2020/wordml/sdtdatahash" xmlns:w16sdtfl="http://schemas.microsoft.com/office/word/2024/wordml/sdtformatlock" xmlns:w16se="http://schemas.microsoft.com/office/word/2015/wordml/symex" xmlns:wpg="http://schemas.microsoft.com/office/word/2010/wordprocessingGroup" xmlns:wpi="http://schemas.microsoft.com/office/word/2010/wordprocessingInk" xmlns:wne="http://schemas.microsoft.com/office/word/2006/wordml" xmlns:wps="http://schemas.microsoft.com/office/word/2010/wordprocessingShape" mc:Ignorable="w14 w15 w16se w16cid w16 w16cex w16sdtdh w16sdtfl w16du wp14">
   <w:abstractNum w:abstractNumId="0" w15:restartNumberingAfterBreak="0">
     <w:nsid w:val="FFFFFF7C"/>
     <w:multiLevelType w:val="singleLevel"/>
